--- a/examples/motifs/doc/07-symbolic-hmo_xsax.docx
+++ b/examples/motifs/doc/07-symbolic-hmo_xsax.docx
@@ -135,15 +135,90 @@
       </w:r>
     </w:p>
     <w:bookmarkEnd w:id="22"/>
-    <w:bookmarkStart w:id="29" w:name="walkthrough"/>
+    <w:bookmarkStart w:id="23" w:name="how-to-read-this-walkthrough"/>
     <w:p>
       <w:pPr>
         <w:pStyle w:val="Heading2"/>
       </w:pPr>
       <w:r>
+        <w:t xml:space="preserve">How to read this walkthrough</w:t>
+      </w:r>
+    </w:p>
+    <w:p>
+      <w:pPr>
+        <w:pStyle w:val="FirstParagraph"/>
+      </w:pPr>
+      <w:r>
+        <w:t xml:space="preserve">The code blocks below follow the same learning rhythm used throughout the collection: prepare the environment, choose the dataset, configure the method, run the analysis, and then inspect the result. Readers who are still learning time-series mining can use that order to understand not only</w:t>
+      </w:r>
+      <w:r>
+        <w:t xml:space="preserve"> </w:t>
+      </w:r>
+      <w:r>
+        <w:rPr>
+          <w:i/>
+          <w:iCs/>
+        </w:rPr>
+        <w:t xml:space="preserve">what</w:t>
+      </w:r>
+      <w:r>
+        <w:t xml:space="preserve"> </w:t>
+      </w:r>
+      <w:r>
+        <w:t xml:space="preserve">each command does, but also</w:t>
+      </w:r>
+      <w:r>
+        <w:t xml:space="preserve"> </w:t>
+      </w:r>
+      <w:r>
+        <w:rPr>
+          <w:i/>
+          <w:iCs/>
+        </w:rPr>
+        <w:t xml:space="preserve">why</w:t>
+      </w:r>
+      <w:r>
+        <w:t xml:space="preserve"> </w:t>
+      </w:r>
+      <w:r>
+        <w:t xml:space="preserve">it appears at that stage of the workflow.</w:t>
+      </w:r>
+    </w:p>
+    <w:p>
+      <w:pPr>
+        <w:pStyle w:val="BodyText"/>
+      </w:pPr>
+      <w:r>
+        <w:t xml:space="preserve">As you go through the notebook, read the inline comments inside each chunk as the operational explanation and use the surrounding prose as the conceptual guide.</w:t>
+      </w:r>
+    </w:p>
+    <w:bookmarkEnd w:id="23"/>
+    <w:bookmarkStart w:id="36" w:name="walkthrough"/>
+    <w:p>
+      <w:pPr>
+        <w:pStyle w:val="Heading2"/>
+      </w:pPr>
+      <w:r>
         <w:t xml:space="preserve">Walkthrough</w:t>
       </w:r>
     </w:p>
+    <w:bookmarkStart w:id="24" w:name="prepare-the-example"/>
+    <w:p>
+      <w:pPr>
+        <w:pStyle w:val="Heading3"/>
+      </w:pPr>
+      <w:r>
+        <w:t xml:space="preserve">Prepare the Example</w:t>
+      </w:r>
+    </w:p>
+    <w:p>
+      <w:pPr>
+        <w:pStyle w:val="FirstParagraph"/>
+      </w:pPr>
+      <w:r>
+        <w:t xml:space="preserve">We begin by organizing the environment, loading the packages, and selecting the dataset used in the notebook. This part is intentionally more direct: the goal is to make the starting point explicit before the method-specific reasoning begins.</w:t>
+      </w:r>
+    </w:p>
     <w:p>
       <w:pPr>
         <w:pStyle w:val="SourceCode"/>
@@ -353,6 +428,24 @@
           <w:rStyle w:val="VerbatimChar"/>
         </w:rPr>
         <w:t xml:space="preserve">## 6 0.4403224 FALSE</w:t>
+      </w:r>
+    </w:p>
+    <w:bookmarkEnd w:id="24"/>
+    <w:bookmarkStart w:id="28" w:name="interpret-the-result-visually"/>
+    <w:p>
+      <w:pPr>
+        <w:pStyle w:val="Heading3"/>
+      </w:pPr>
+      <w:r>
+        <w:t xml:space="preserve">Interpret the Result Visually</w:t>
+      </w:r>
+    </w:p>
+    <w:p>
+      <w:pPr>
+        <w:pStyle w:val="FirstParagraph"/>
+      </w:pPr>
+      <w:r>
+        <w:t xml:space="preserve">The final plots are not just illustrations. They help the reader connect the method’s internal output with the original series, making it easier to see why a point, range, motif, or symbolic pattern was emphasized and whether that emphasis is coherent with the stated objective of the example.</w:t>
       </w:r>
     </w:p>
     <w:p>
@@ -414,18 +507,18 @@
           <wp:inline>
             <wp:extent cx="4620126" cy="3696101"/>
             <wp:effectExtent b="0" l="0" r="0" t="0"/>
-            <wp:docPr descr="" title="" id="24" name="Picture"/>
+            <wp:docPr descr="" title="" id="26" name="Picture"/>
             <a:graphic>
               <a:graphicData uri="http://schemas.openxmlformats.org/drawingml/2006/picture">
                 <pic:pic>
                   <pic:nvPicPr>
-                    <pic:cNvPr descr="/home/gpca/harbinger/examples/motifs/doc/hmo_xsax_files/figure-docx/unnamed-chunk-5-1.png" id="25" name="Picture"/>
+                    <pic:cNvPr descr="/home/gpca/harbinger/examples/motifs/doc/07-symbolic-hmo_xsax_files/figure-docx/unnamed-chunk-5-1.png" id="27" name="Picture"/>
                     <pic:cNvPicPr>
                       <a:picLocks noChangeArrowheads="1" noChangeAspect="1"/>
                     </pic:cNvPicPr>
                   </pic:nvPicPr>
                   <pic:blipFill>
-                    <a:blip r:embed="rId23"/>
+                    <a:blip r:embed="rId25"/>
                     <a:stretch>
                       <a:fillRect/>
                     </a:stretch>
@@ -452,6 +545,24 @@
         </w:drawing>
       </w:r>
     </w:p>
+    <w:bookmarkEnd w:id="28"/>
+    <w:bookmarkStart w:id="29" w:name="configure-the-method"/>
+    <w:p>
+      <w:pPr>
+        <w:pStyle w:val="Heading3"/>
+      </w:pPr>
+      <w:r>
+        <w:t xml:space="preserve">Configure the Method</w:t>
+      </w:r>
+    </w:p>
+    <w:p>
+      <w:pPr>
+        <w:pStyle w:val="FirstParagraph"/>
+      </w:pPr>
+      <w:r>
+        <w:t xml:space="preserve">The next step is to instantiate the method and, when necessary, fit it to the selected series. This is where the notebook makes its analytical choice explicit: the parameters chosen here determine what kind of pattern the detector or transformer will become sensitive to and how the later outputs should be interpreted.</w:t>
+      </w:r>
+    </w:p>
     <w:p>
       <w:pPr>
         <w:pStyle w:val="SourceCode"/>
@@ -588,6 +699,24 @@
         <w:t xml:space="preserve">serie)</w:t>
       </w:r>
     </w:p>
+    <w:bookmarkEnd w:id="29"/>
+    <w:bookmarkStart w:id="30" w:name="run-the-core-analysis"/>
+    <w:p>
+      <w:pPr>
+        <w:pStyle w:val="Heading3"/>
+      </w:pPr>
+      <w:r>
+        <w:t xml:space="preserve">Run the Core Analysis</w:t>
+      </w:r>
+    </w:p>
+    <w:p>
+      <w:pPr>
+        <w:pStyle w:val="FirstParagraph"/>
+      </w:pPr>
+      <w:r>
+        <w:t xml:space="preserve">With the environment and the method ready, we execute the central analytical step and inspect its immediate output. This is the point where the abstract idea described earlier becomes operational, so the reader should pay attention to what is produced and how Harbinger standardizes the result.</w:t>
+      </w:r>
+    </w:p>
     <w:p>
       <w:pPr>
         <w:pStyle w:val="SourceCode"/>
@@ -762,6 +891,24 @@
         <w:t xml:space="preserve">## 3  75  TRUE motif 0N0P0R      3</w:t>
       </w:r>
     </w:p>
+    <w:bookmarkEnd w:id="30"/>
+    <w:bookmarkStart w:id="31" w:name="evaluate-what-was-found"/>
+    <w:p>
+      <w:pPr>
+        <w:pStyle w:val="Heading3"/>
+      </w:pPr>
+      <w:r>
+        <w:t xml:space="preserve">Evaluate What Was Found</w:t>
+      </w:r>
+    </w:p>
+    <w:p>
+      <w:pPr>
+        <w:pStyle w:val="FirstParagraph"/>
+      </w:pPr>
+      <w:r>
+        <w:t xml:space="preserve">After producing detections or transformed outputs, we compare them with the reference labels whenever they are available. This stage matters because it connects the visual intuition of the method with an explicit measurement of quality, helping the learner understand not only whether the method runs, but how well it behaves.</w:t>
+      </w:r>
+    </w:p>
     <w:p>
       <w:pPr>
         <w:pStyle w:val="SourceCode"/>
@@ -893,6 +1040,24 @@
           <w:rStyle w:val="VerbatimChar"/>
         </w:rPr>
         <w:t xml:space="preserve">## FALSE     0     98</w:t>
+      </w:r>
+    </w:p>
+    <w:bookmarkEnd w:id="31"/>
+    <w:bookmarkStart w:id="35" w:name="interpret-the-result-visually-1"/>
+    <w:p>
+      <w:pPr>
+        <w:pStyle w:val="Heading3"/>
+      </w:pPr>
+      <w:r>
+        <w:t xml:space="preserve">Interpret the Result Visually</w:t>
+      </w:r>
+    </w:p>
+    <w:p>
+      <w:pPr>
+        <w:pStyle w:val="FirstParagraph"/>
+      </w:pPr>
+      <w:r>
+        <w:t xml:space="preserve">The final plots are not just illustrations. They help the reader connect the method’s internal output with the original series, making it easier to see why a point, range, motif, or symbolic pattern was emphasized and whether that emphasis is coherent with the stated objective of the example.</w:t>
       </w:r>
     </w:p>
     <w:p>
@@ -954,18 +1119,18 @@
           <wp:inline>
             <wp:extent cx="4620126" cy="3696101"/>
             <wp:effectExtent b="0" l="0" r="0" t="0"/>
-            <wp:docPr descr="" title="" id="27" name="Picture"/>
+            <wp:docPr descr="" title="" id="33" name="Picture"/>
             <a:graphic>
               <a:graphicData uri="http://schemas.openxmlformats.org/drawingml/2006/picture">
                 <pic:pic>
                   <pic:nvPicPr>
-                    <pic:cNvPr descr="/home/gpca/harbinger/examples/motifs/doc/hmo_xsax_files/figure-docx/unnamed-chunk-11-1.png" id="28" name="Picture"/>
+                    <pic:cNvPr descr="/home/gpca/harbinger/examples/motifs/doc/07-symbolic-hmo_xsax_files/figure-docx/unnamed-chunk-11-1.png" id="34" name="Picture"/>
                     <pic:cNvPicPr>
                       <a:picLocks noChangeArrowheads="1" noChangeAspect="1"/>
                     </pic:cNvPicPr>
                   </pic:nvPicPr>
                   <pic:blipFill>
-                    <a:blip r:embed="rId26"/>
+                    <a:blip r:embed="rId32"/>
                     <a:stretch>
                       <a:fillRect/>
                     </a:stretch>
@@ -992,8 +1157,9 @@
         </w:drawing>
       </w:r>
     </w:p>
-    <w:bookmarkEnd w:id="29"/>
-    <w:bookmarkStart w:id="31" w:name="references"/>
+    <w:bookmarkEnd w:id="35"/>
+    <w:bookmarkEnd w:id="36"/>
+    <w:bookmarkStart w:id="38" w:name="references"/>
     <w:p>
       <w:pPr>
         <w:pStyle w:val="Heading2"/>
@@ -1016,7 +1182,7 @@
       <w:r>
         <w:t xml:space="preserve"> </w:t>
       </w:r>
-      <w:hyperlink r:id="rId30">
+      <w:hyperlink r:id="rId37">
         <w:r>
           <w:rPr>
             <w:rStyle w:val="Hyperlink"/>
@@ -1025,7 +1191,7 @@
         </w:r>
       </w:hyperlink>
     </w:p>
-    <w:bookmarkEnd w:id="31"/>
+    <w:bookmarkEnd w:id="38"/>
     <w:sectPr>
       <w:footnotePr>
         <w:numRestart w:val="eachSect"/>

--- a/examples/motifs/doc/07-symbolic-hmo_xsax.docx
+++ b/examples/motifs/doc/07-symbolic-hmo_xsax.docx
@@ -89,7 +89,7 @@
       </w:r>
     </w:p>
     <w:bookmarkEnd w:id="21"/>
-    <w:bookmarkStart w:id="22" w:name="what-you-will-do"/>
+    <w:bookmarkStart w:id="34" w:name="what-you-will-do"/>
     <w:p>
       <w:pPr>
         <w:pStyle w:val="Heading2"/>
@@ -134,14 +134,254 @@
         <w:t xml:space="preserve">inspect the evaluation outputs and the diagnostic plots produced by Harbinger</w:t>
       </w:r>
     </w:p>
+    <w:bookmarkStart w:id="22" w:name="prepare-the-example"/>
+    <w:p>
+      <w:pPr>
+        <w:pStyle w:val="Heading3"/>
+      </w:pPr>
+      <w:r>
+        <w:t xml:space="preserve">Prepare the Example</w:t>
+      </w:r>
+    </w:p>
+    <w:p>
+      <w:pPr>
+        <w:pStyle w:val="FirstParagraph"/>
+      </w:pPr>
+      <w:r>
+        <w:t xml:space="preserve">This setup anchors the notebook in the specific series used to examine</w:t>
+      </w:r>
+      <w:r>
+        <w:t xml:space="preserve"> </w:t>
+      </w:r>
+      <w:r>
+        <w:rPr>
+          <w:rStyle w:val="VerbatimChar"/>
+        </w:rPr>
+        <w:t xml:space="preserve">hmo_xsax(a, w, qtd)</w:t>
+      </w:r>
+      <w:r>
+        <w:t xml:space="preserve">. The semantic point is the one stated above: xSAX motif discovery: XSAX extends SAX to a larger alphanumeric alphabet, allowing finer symbolic resolution, so the raw signal needs to be visible before any fitting step hides that structure behind model output.</w:t>
+      </w:r>
+    </w:p>
+    <w:p>
+      <w:pPr>
+        <w:pStyle w:val="SourceCode"/>
+      </w:pPr>
+      <w:r>
+        <w:rPr>
+          <w:rStyle w:val="CommentTok"/>
+        </w:rPr>
+        <w:t xml:space="preserve"># Install Harbinger (if needed)</w:t>
+      </w:r>
+      <w:r>
+        <w:br/>
+      </w:r>
+      <w:r>
+        <w:rPr>
+          <w:rStyle w:val="CommentTok"/>
+        </w:rPr>
+        <w:t xml:space="preserve">#install.packages("harbinger")</w:t>
+      </w:r>
+    </w:p>
+    <w:p>
+      <w:pPr>
+        <w:pStyle w:val="SourceCode"/>
+      </w:pPr>
+      <w:r>
+        <w:rPr>
+          <w:rStyle w:val="CommentTok"/>
+        </w:rPr>
+        <w:t xml:space="preserve"># Load required packages</w:t>
+      </w:r>
+      <w:r>
+        <w:br/>
+      </w:r>
+      <w:r>
+        <w:rPr>
+          <w:rStyle w:val="FunctionTok"/>
+        </w:rPr>
+        <w:t xml:space="preserve">library</w:t>
+      </w:r>
+      <w:r>
+        <w:rPr>
+          <w:rStyle w:val="NormalTok"/>
+        </w:rPr>
+        <w:t xml:space="preserve">(daltoolbox)</w:t>
+      </w:r>
+      <w:r>
+        <w:br/>
+      </w:r>
+      <w:r>
+        <w:rPr>
+          <w:rStyle w:val="FunctionTok"/>
+        </w:rPr>
+        <w:t xml:space="preserve">library</w:t>
+      </w:r>
+      <w:r>
+        <w:rPr>
+          <w:rStyle w:val="NormalTok"/>
+        </w:rPr>
+        <w:t xml:space="preserve">(harbinger) </w:t>
+      </w:r>
+    </w:p>
+    <w:p>
+      <w:pPr>
+        <w:pStyle w:val="SourceCode"/>
+      </w:pPr>
+      <w:r>
+        <w:rPr>
+          <w:rStyle w:val="CommentTok"/>
+        </w:rPr>
+        <w:t xml:space="preserve"># Load example motif datasets</w:t>
+      </w:r>
+      <w:r>
+        <w:br/>
+      </w:r>
+      <w:r>
+        <w:rPr>
+          <w:rStyle w:val="FunctionTok"/>
+        </w:rPr>
+        <w:t xml:space="preserve">data</w:t>
+      </w:r>
+      <w:r>
+        <w:rPr>
+          <w:rStyle w:val="NormalTok"/>
+        </w:rPr>
+        <w:t xml:space="preserve">(examples_motifs)</w:t>
+      </w:r>
+    </w:p>
+    <w:p>
+      <w:pPr>
+        <w:pStyle w:val="SourceCode"/>
+      </w:pPr>
+      <w:r>
+        <w:rPr>
+          <w:rStyle w:val="CommentTok"/>
+        </w:rPr>
+        <w:t xml:space="preserve"># Select the simple motif dataset</w:t>
+      </w:r>
+      <w:r>
+        <w:br/>
+      </w:r>
+      <w:r>
+        <w:rPr>
+          <w:rStyle w:val="NormalTok"/>
+        </w:rPr>
+        <w:t xml:space="preserve">dataset </w:t>
+      </w:r>
+      <w:r>
+        <w:rPr>
+          <w:rStyle w:val="OtherTok"/>
+        </w:rPr>
+        <w:t xml:space="preserve">&lt;-</w:t>
+      </w:r>
+      <w:r>
+        <w:rPr>
+          <w:rStyle w:val="NormalTok"/>
+        </w:rPr>
+        <w:t xml:space="preserve"> examples_motifs</w:t>
+      </w:r>
+      <w:r>
+        <w:rPr>
+          <w:rStyle w:val="SpecialCharTok"/>
+        </w:rPr>
+        <w:t xml:space="preserve">$</w:t>
+      </w:r>
+      <w:r>
+        <w:rPr>
+          <w:rStyle w:val="NormalTok"/>
+        </w:rPr>
+        <w:t xml:space="preserve">simple</w:t>
+      </w:r>
+      <w:r>
+        <w:br/>
+      </w:r>
+      <w:r>
+        <w:rPr>
+          <w:rStyle w:val="FunctionTok"/>
+        </w:rPr>
+        <w:t xml:space="preserve">head</w:t>
+      </w:r>
+      <w:r>
+        <w:rPr>
+          <w:rStyle w:val="NormalTok"/>
+        </w:rPr>
+        <w:t xml:space="preserve">(dataset)</w:t>
+      </w:r>
+    </w:p>
+    <w:p>
+      <w:pPr>
+        <w:pStyle w:val="SourceCode"/>
+      </w:pPr>
+      <w:r>
+        <w:rPr>
+          <w:rStyle w:val="VerbatimChar"/>
+        </w:rPr>
+        <w:t xml:space="preserve">##       serie event</w:t>
+      </w:r>
+      <w:r>
+        <w:br/>
+      </w:r>
+      <w:r>
+        <w:rPr>
+          <w:rStyle w:val="VerbatimChar"/>
+        </w:rPr>
+        <w:t xml:space="preserve">## 1 1.0000000 FALSE</w:t>
+      </w:r>
+      <w:r>
+        <w:br/>
+      </w:r>
+      <w:r>
+        <w:rPr>
+          <w:rStyle w:val="VerbatimChar"/>
+        </w:rPr>
+        <w:t xml:space="preserve">## 2 0.9939124 FALSE</w:t>
+      </w:r>
+      <w:r>
+        <w:br/>
+      </w:r>
+      <w:r>
+        <w:rPr>
+          <w:rStyle w:val="VerbatimChar"/>
+        </w:rPr>
+        <w:t xml:space="preserve">## 3 0.9275826 FALSE</w:t>
+      </w:r>
+      <w:r>
+        <w:br/>
+      </w:r>
+      <w:r>
+        <w:rPr>
+          <w:rStyle w:val="VerbatimChar"/>
+        </w:rPr>
+        <w:t xml:space="preserve">## 4 0.8066889 FALSE</w:t>
+      </w:r>
+      <w:r>
+        <w:br/>
+      </w:r>
+      <w:r>
+        <w:rPr>
+          <w:rStyle w:val="VerbatimChar"/>
+        </w:rPr>
+        <w:t xml:space="preserve">## 5 0.6403023 FALSE</w:t>
+      </w:r>
+      <w:r>
+        <w:br/>
+      </w:r>
+      <w:r>
+        <w:rPr>
+          <w:rStyle w:val="VerbatimChar"/>
+        </w:rPr>
+        <w:t xml:space="preserve">## 6 0.4403224 FALSE</w:t>
+      </w:r>
+    </w:p>
     <w:bookmarkEnd w:id="22"/>
-    <w:bookmarkStart w:id="23" w:name="how-to-read-this-walkthrough"/>
-    <w:p>
-      <w:pPr>
-        <w:pStyle w:val="Heading2"/>
-      </w:pPr>
-      <w:r>
-        <w:t xml:space="preserve">How to read this walkthrough</w:t>
+    <w:bookmarkStart w:id="26" w:name="interpret-the-result-visually"/>
+    <w:p>
+      <w:pPr>
+        <w:pStyle w:val="Heading3"/>
+      </w:pPr>
+      <w:r>
+        <w:t xml:space="preserve">Interpret the Result Visually</w:t>
       </w:r>
     </w:p>
     <w:p>
@@ -149,303 +389,7 @@
         <w:pStyle w:val="FirstParagraph"/>
       </w:pPr>
       <w:r>
-        <w:t xml:space="preserve">The code blocks below follow the same learning rhythm used throughout the collection: prepare the environment, choose the dataset, configure the method, run the analysis, and then inspect the result. Readers who are still learning time-series mining can use that order to understand not only</w:t>
-      </w:r>
-      <w:r>
-        <w:t xml:space="preserve"> </w:t>
-      </w:r>
-      <w:r>
-        <w:rPr>
-          <w:i/>
-          <w:iCs/>
-        </w:rPr>
-        <w:t xml:space="preserve">what</w:t>
-      </w:r>
-      <w:r>
-        <w:t xml:space="preserve"> </w:t>
-      </w:r>
-      <w:r>
-        <w:t xml:space="preserve">each command does, but also</w:t>
-      </w:r>
-      <w:r>
-        <w:t xml:space="preserve"> </w:t>
-      </w:r>
-      <w:r>
-        <w:rPr>
-          <w:i/>
-          <w:iCs/>
-        </w:rPr>
-        <w:t xml:space="preserve">why</w:t>
-      </w:r>
-      <w:r>
-        <w:t xml:space="preserve"> </w:t>
-      </w:r>
-      <w:r>
-        <w:t xml:space="preserve">it appears at that stage of the workflow.</w:t>
-      </w:r>
-    </w:p>
-    <w:p>
-      <w:pPr>
-        <w:pStyle w:val="BodyText"/>
-      </w:pPr>
-      <w:r>
-        <w:t xml:space="preserve">As you go through the notebook, read the inline comments inside each chunk as the operational explanation and use the surrounding prose as the conceptual guide.</w:t>
-      </w:r>
-    </w:p>
-    <w:bookmarkEnd w:id="23"/>
-    <w:bookmarkStart w:id="36" w:name="walkthrough"/>
-    <w:p>
-      <w:pPr>
-        <w:pStyle w:val="Heading2"/>
-      </w:pPr>
-      <w:r>
-        <w:t xml:space="preserve">Walkthrough</w:t>
-      </w:r>
-    </w:p>
-    <w:bookmarkStart w:id="24" w:name="prepare-the-example"/>
-    <w:p>
-      <w:pPr>
-        <w:pStyle w:val="Heading3"/>
-      </w:pPr>
-      <w:r>
-        <w:t xml:space="preserve">Prepare the Example</w:t>
-      </w:r>
-    </w:p>
-    <w:p>
-      <w:pPr>
-        <w:pStyle w:val="FirstParagraph"/>
-      </w:pPr>
-      <w:r>
-        <w:t xml:space="preserve">We begin by organizing the environment, loading the packages, and selecting the dataset used in the notebook. This part is intentionally more direct: the goal is to make the starting point explicit before the method-specific reasoning begins.</w:t>
-      </w:r>
-    </w:p>
-    <w:p>
-      <w:pPr>
-        <w:pStyle w:val="SourceCode"/>
-      </w:pPr>
-      <w:r>
-        <w:rPr>
-          <w:rStyle w:val="CommentTok"/>
-        </w:rPr>
-        <w:t xml:space="preserve"># Install Harbinger (if needed)</w:t>
-      </w:r>
-      <w:r>
-        <w:br/>
-      </w:r>
-      <w:r>
-        <w:rPr>
-          <w:rStyle w:val="CommentTok"/>
-        </w:rPr>
-        <w:t xml:space="preserve">#install.packages("harbinger")</w:t>
-      </w:r>
-    </w:p>
-    <w:p>
-      <w:pPr>
-        <w:pStyle w:val="SourceCode"/>
-      </w:pPr>
-      <w:r>
-        <w:rPr>
-          <w:rStyle w:val="CommentTok"/>
-        </w:rPr>
-        <w:t xml:space="preserve"># Load required packages</w:t>
-      </w:r>
-      <w:r>
-        <w:br/>
-      </w:r>
-      <w:r>
-        <w:rPr>
-          <w:rStyle w:val="FunctionTok"/>
-        </w:rPr>
-        <w:t xml:space="preserve">library</w:t>
-      </w:r>
-      <w:r>
-        <w:rPr>
-          <w:rStyle w:val="NormalTok"/>
-        </w:rPr>
-        <w:t xml:space="preserve">(daltoolbox)</w:t>
-      </w:r>
-      <w:r>
-        <w:br/>
-      </w:r>
-      <w:r>
-        <w:rPr>
-          <w:rStyle w:val="FunctionTok"/>
-        </w:rPr>
-        <w:t xml:space="preserve">library</w:t>
-      </w:r>
-      <w:r>
-        <w:rPr>
-          <w:rStyle w:val="NormalTok"/>
-        </w:rPr>
-        <w:t xml:space="preserve">(harbinger) </w:t>
-      </w:r>
-    </w:p>
-    <w:p>
-      <w:pPr>
-        <w:pStyle w:val="SourceCode"/>
-      </w:pPr>
-      <w:r>
-        <w:rPr>
-          <w:rStyle w:val="CommentTok"/>
-        </w:rPr>
-        <w:t xml:space="preserve"># Load example motif datasets</w:t>
-      </w:r>
-      <w:r>
-        <w:br/>
-      </w:r>
-      <w:r>
-        <w:rPr>
-          <w:rStyle w:val="FunctionTok"/>
-        </w:rPr>
-        <w:t xml:space="preserve">data</w:t>
-      </w:r>
-      <w:r>
-        <w:rPr>
-          <w:rStyle w:val="NormalTok"/>
-        </w:rPr>
-        <w:t xml:space="preserve">(examples_motifs)</w:t>
-      </w:r>
-    </w:p>
-    <w:p>
-      <w:pPr>
-        <w:pStyle w:val="SourceCode"/>
-      </w:pPr>
-      <w:r>
-        <w:rPr>
-          <w:rStyle w:val="CommentTok"/>
-        </w:rPr>
-        <w:t xml:space="preserve"># Select the simple motif dataset</w:t>
-      </w:r>
-      <w:r>
-        <w:br/>
-      </w:r>
-      <w:r>
-        <w:rPr>
-          <w:rStyle w:val="NormalTok"/>
-        </w:rPr>
-        <w:t xml:space="preserve">dataset </w:t>
-      </w:r>
-      <w:r>
-        <w:rPr>
-          <w:rStyle w:val="OtherTok"/>
-        </w:rPr>
-        <w:t xml:space="preserve">&lt;-</w:t>
-      </w:r>
-      <w:r>
-        <w:rPr>
-          <w:rStyle w:val="NormalTok"/>
-        </w:rPr>
-        <w:t xml:space="preserve"> examples_motifs</w:t>
-      </w:r>
-      <w:r>
-        <w:rPr>
-          <w:rStyle w:val="SpecialCharTok"/>
-        </w:rPr>
-        <w:t xml:space="preserve">$</w:t>
-      </w:r>
-      <w:r>
-        <w:rPr>
-          <w:rStyle w:val="NormalTok"/>
-        </w:rPr>
-        <w:t xml:space="preserve">simple</w:t>
-      </w:r>
-      <w:r>
-        <w:br/>
-      </w:r>
-      <w:r>
-        <w:rPr>
-          <w:rStyle w:val="FunctionTok"/>
-        </w:rPr>
-        <w:t xml:space="preserve">head</w:t>
-      </w:r>
-      <w:r>
-        <w:rPr>
-          <w:rStyle w:val="NormalTok"/>
-        </w:rPr>
-        <w:t xml:space="preserve">(dataset)</w:t>
-      </w:r>
-    </w:p>
-    <w:p>
-      <w:pPr>
-        <w:pStyle w:val="SourceCode"/>
-      </w:pPr>
-      <w:r>
-        <w:rPr>
-          <w:rStyle w:val="VerbatimChar"/>
-        </w:rPr>
-        <w:t xml:space="preserve">##       serie event</w:t>
-      </w:r>
-      <w:r>
-        <w:br/>
-      </w:r>
-      <w:r>
-        <w:rPr>
-          <w:rStyle w:val="VerbatimChar"/>
-        </w:rPr>
-        <w:t xml:space="preserve">## 1 1.0000000 FALSE</w:t>
-      </w:r>
-      <w:r>
-        <w:br/>
-      </w:r>
-      <w:r>
-        <w:rPr>
-          <w:rStyle w:val="VerbatimChar"/>
-        </w:rPr>
-        <w:t xml:space="preserve">## 2 0.9939124 FALSE</w:t>
-      </w:r>
-      <w:r>
-        <w:br/>
-      </w:r>
-      <w:r>
-        <w:rPr>
-          <w:rStyle w:val="VerbatimChar"/>
-        </w:rPr>
-        <w:t xml:space="preserve">## 3 0.9275826 FALSE</w:t>
-      </w:r>
-      <w:r>
-        <w:br/>
-      </w:r>
-      <w:r>
-        <w:rPr>
-          <w:rStyle w:val="VerbatimChar"/>
-        </w:rPr>
-        <w:t xml:space="preserve">## 4 0.8066889 FALSE</w:t>
-      </w:r>
-      <w:r>
-        <w:br/>
-      </w:r>
-      <w:r>
-        <w:rPr>
-          <w:rStyle w:val="VerbatimChar"/>
-        </w:rPr>
-        <w:t xml:space="preserve">## 5 0.6403023 FALSE</w:t>
-      </w:r>
-      <w:r>
-        <w:br/>
-      </w:r>
-      <w:r>
-        <w:rPr>
-          <w:rStyle w:val="VerbatimChar"/>
-        </w:rPr>
-        <w:t xml:space="preserve">## 6 0.4403224 FALSE</w:t>
-      </w:r>
-    </w:p>
-    <w:bookmarkEnd w:id="24"/>
-    <w:bookmarkStart w:id="28" w:name="interpret-the-result-visually"/>
-    <w:p>
-      <w:pPr>
-        <w:pStyle w:val="Heading3"/>
-      </w:pPr>
-      <w:r>
-        <w:t xml:space="preserve">Interpret the Result Visually</w:t>
-      </w:r>
-    </w:p>
-    <w:p>
-      <w:pPr>
-        <w:pStyle w:val="FirstParagraph"/>
-      </w:pPr>
-      <w:r>
-        <w:t xml:space="preserve">The final plots are not just illustrations. They help the reader connect the method’s internal output with the original series, making it easier to see why a point, range, motif, or symbolic pattern was emphasized and whether that emphasis is coherent with the stated objective of the example.</w:t>
+        <w:t xml:space="preserve">This first visual pass establishes what the method should react to in the raw series. Keep the method summary in mind here, because xSAX motif discovery: XSAX extends SAX to a larger alphanumeric alphabet, allowing finer symbolic resolution and the plot tells you whether that structure is clean, weak, local, repeated, or mixed with other effects.</w:t>
       </w:r>
     </w:p>
     <w:p>
@@ -507,18 +451,18 @@
           <wp:inline>
             <wp:extent cx="4620126" cy="3696101"/>
             <wp:effectExtent b="0" l="0" r="0" t="0"/>
-            <wp:docPr descr="" title="" id="26" name="Picture"/>
+            <wp:docPr descr="" title="" id="24" name="Picture"/>
             <a:graphic>
               <a:graphicData uri="http://schemas.openxmlformats.org/drawingml/2006/picture">
                 <pic:pic>
                   <pic:nvPicPr>
-                    <pic:cNvPr descr="/home/gpca/harbinger/examples/motifs/doc/07-symbolic-hmo_xsax_files/figure-docx/unnamed-chunk-5-1.png" id="27" name="Picture"/>
+                    <pic:cNvPr descr="/home/gpca/harbinger/examples/motifs/doc/07-symbolic-hmo_xsax_files/figure-docx/unnamed-chunk-5-1.png" id="25" name="Picture"/>
                     <pic:cNvPicPr>
                       <a:picLocks noChangeArrowheads="1" noChangeAspect="1"/>
                     </pic:cNvPicPr>
                   </pic:nvPicPr>
                   <pic:blipFill>
-                    <a:blip r:embed="rId25"/>
+                    <a:blip r:embed="rId23"/>
                     <a:stretch>
                       <a:fillRect/>
                     </a:stretch>
@@ -545,14 +489,372 @@
         </w:drawing>
       </w:r>
     </w:p>
+    <w:bookmarkEnd w:id="26"/>
+    <w:bookmarkStart w:id="27" w:name="configure-the-method"/>
+    <w:p>
+      <w:pPr>
+        <w:pStyle w:val="Heading3"/>
+      </w:pPr>
+      <w:r>
+        <w:t xml:space="preserve">Configure the Method</w:t>
+      </w:r>
+    </w:p>
+    <w:p>
+      <w:pPr>
+        <w:pStyle w:val="FirstParagraph"/>
+      </w:pPr>
+      <w:r>
+        <w:t xml:space="preserve">The choices below turn the central modeling idea into concrete parameters. They matter because xSAX motif discovery: XSAX extends SAX to a larger alphanumeric alphabet, allowing finer symbolic resolution, so each argument controls how strongly the method will emphasize that pattern when it later produces motif candidates.</w:t>
+      </w:r>
+    </w:p>
+    <w:p>
+      <w:pPr>
+        <w:pStyle w:val="SourceCode"/>
+      </w:pPr>
+      <w:r>
+        <w:rPr>
+          <w:rStyle w:val="CommentTok"/>
+        </w:rPr>
+        <w:t xml:space="preserve"># Configure XSAX motif discovery (alphabet=37, word=3, min occurrences=3)</w:t>
+      </w:r>
+      <w:r>
+        <w:br/>
+      </w:r>
+      <w:r>
+        <w:rPr>
+          <w:rStyle w:val="NormalTok"/>
+        </w:rPr>
+        <w:t xml:space="preserve">model </w:t>
+      </w:r>
+      <w:r>
+        <w:rPr>
+          <w:rStyle w:val="OtherTok"/>
+        </w:rPr>
+        <w:t xml:space="preserve">&lt;-</w:t>
+      </w:r>
+      <w:r>
+        <w:rPr>
+          <w:rStyle w:val="NormalTok"/>
+        </w:rPr>
+        <w:t xml:space="preserve"> </w:t>
+      </w:r>
+      <w:r>
+        <w:rPr>
+          <w:rStyle w:val="FunctionTok"/>
+        </w:rPr>
+        <w:t xml:space="preserve">hmo_xsax</w:t>
+      </w:r>
+      <w:r>
+        <w:rPr>
+          <w:rStyle w:val="NormalTok"/>
+        </w:rPr>
+        <w:t xml:space="preserve">(</w:t>
+      </w:r>
+      <w:r>
+        <w:rPr>
+          <w:rStyle w:val="DecValTok"/>
+        </w:rPr>
+        <w:t xml:space="preserve">37</w:t>
+      </w:r>
+      <w:r>
+        <w:rPr>
+          <w:rStyle w:val="NormalTok"/>
+        </w:rPr>
+        <w:t xml:space="preserve">, </w:t>
+      </w:r>
+      <w:r>
+        <w:rPr>
+          <w:rStyle w:val="DecValTok"/>
+        </w:rPr>
+        <w:t xml:space="preserve">3</w:t>
+      </w:r>
+      <w:r>
+        <w:rPr>
+          <w:rStyle w:val="NormalTok"/>
+        </w:rPr>
+        <w:t xml:space="preserve">, </w:t>
+      </w:r>
+      <w:r>
+        <w:rPr>
+          <w:rStyle w:val="DecValTok"/>
+        </w:rPr>
+        <w:t xml:space="preserve">3</w:t>
+      </w:r>
+      <w:r>
+        <w:rPr>
+          <w:rStyle w:val="NormalTok"/>
+        </w:rPr>
+        <w:t xml:space="preserve">)</w:t>
+      </w:r>
+    </w:p>
+    <w:p>
+      <w:pPr>
+        <w:pStyle w:val="SourceCode"/>
+      </w:pPr>
+      <w:r>
+        <w:rPr>
+          <w:rStyle w:val="CommentTok"/>
+        </w:rPr>
+        <w:t xml:space="preserve"># Fit the detector (learns binning thresholds)</w:t>
+      </w:r>
+      <w:r>
+        <w:br/>
+      </w:r>
+      <w:r>
+        <w:rPr>
+          <w:rStyle w:val="NormalTok"/>
+        </w:rPr>
+        <w:t xml:space="preserve">model </w:t>
+      </w:r>
+      <w:r>
+        <w:rPr>
+          <w:rStyle w:val="OtherTok"/>
+        </w:rPr>
+        <w:t xml:space="preserve">&lt;-</w:t>
+      </w:r>
+      <w:r>
+        <w:rPr>
+          <w:rStyle w:val="NormalTok"/>
+        </w:rPr>
+        <w:t xml:space="preserve"> </w:t>
+      </w:r>
+      <w:r>
+        <w:rPr>
+          <w:rStyle w:val="FunctionTok"/>
+        </w:rPr>
+        <w:t xml:space="preserve">fit</w:t>
+      </w:r>
+      <w:r>
+        <w:rPr>
+          <w:rStyle w:val="NormalTok"/>
+        </w:rPr>
+        <w:t xml:space="preserve">(model, dataset</w:t>
+      </w:r>
+      <w:r>
+        <w:rPr>
+          <w:rStyle w:val="SpecialCharTok"/>
+        </w:rPr>
+        <w:t xml:space="preserve">$</w:t>
+      </w:r>
+      <w:r>
+        <w:rPr>
+          <w:rStyle w:val="NormalTok"/>
+        </w:rPr>
+        <w:t xml:space="preserve">serie)</w:t>
+      </w:r>
+    </w:p>
+    <w:bookmarkEnd w:id="27"/>
+    <w:bookmarkStart w:id="28" w:name="run-the-core-analysis"/>
+    <w:p>
+      <w:pPr>
+        <w:pStyle w:val="Heading3"/>
+      </w:pPr>
+      <w:r>
+        <w:t xml:space="preserve">Run the Core Analysis</w:t>
+      </w:r>
+    </w:p>
+    <w:p>
+      <w:pPr>
+        <w:pStyle w:val="FirstParagraph"/>
+      </w:pPr>
+      <w:r>
+        <w:t xml:space="preserve">This is the moment where the notebook tests its central assumption on actual data. After applying</w:t>
+      </w:r>
+      <w:r>
+        <w:t xml:space="preserve"> </w:t>
+      </w:r>
+      <w:r>
+        <w:rPr>
+          <w:rStyle w:val="VerbatimChar"/>
+        </w:rPr>
+        <w:t xml:space="preserve">hmo_xsax(a, w, qtd)</w:t>
+      </w:r>
+      <w:r>
+        <w:t xml:space="preserve">, the important question is whether the resulting motif candidates really correspond to the pattern implied by the method description above, rather than to arbitrary numerical variation.</w:t>
+      </w:r>
+    </w:p>
+    <w:p>
+      <w:pPr>
+        <w:pStyle w:val="SourceCode"/>
+      </w:pPr>
+      <w:r>
+        <w:rPr>
+          <w:rStyle w:val="CommentTok"/>
+        </w:rPr>
+        <w:t xml:space="preserve"># Run motif discovery</w:t>
+      </w:r>
+      <w:r>
+        <w:br/>
+      </w:r>
+      <w:r>
+        <w:rPr>
+          <w:rStyle w:val="NormalTok"/>
+        </w:rPr>
+        <w:t xml:space="preserve">detection </w:t>
+      </w:r>
+      <w:r>
+        <w:rPr>
+          <w:rStyle w:val="OtherTok"/>
+        </w:rPr>
+        <w:t xml:space="preserve">&lt;-</w:t>
+      </w:r>
+      <w:r>
+        <w:rPr>
+          <w:rStyle w:val="NormalTok"/>
+        </w:rPr>
+        <w:t xml:space="preserve"> </w:t>
+      </w:r>
+      <w:r>
+        <w:rPr>
+          <w:rStyle w:val="FunctionTok"/>
+        </w:rPr>
+        <w:t xml:space="preserve">detect</w:t>
+      </w:r>
+      <w:r>
+        <w:rPr>
+          <w:rStyle w:val="NormalTok"/>
+        </w:rPr>
+        <w:t xml:space="preserve">(model, dataset</w:t>
+      </w:r>
+      <w:r>
+        <w:rPr>
+          <w:rStyle w:val="SpecialCharTok"/>
+        </w:rPr>
+        <w:t xml:space="preserve">$</w:t>
+      </w:r>
+      <w:r>
+        <w:rPr>
+          <w:rStyle w:val="NormalTok"/>
+        </w:rPr>
+        <w:t xml:space="preserve">serie)</w:t>
+      </w:r>
+    </w:p>
+    <w:p>
+      <w:pPr>
+        <w:pStyle w:val="SourceCode"/>
+      </w:pPr>
+      <w:r>
+        <w:rPr>
+          <w:rStyle w:val="CommentTok"/>
+        </w:rPr>
+        <w:t xml:space="preserve"># Show detected motif starts</w:t>
+      </w:r>
+      <w:r>
+        <w:br/>
+      </w:r>
+      <w:r>
+        <w:rPr>
+          <w:rStyle w:val="FunctionTok"/>
+        </w:rPr>
+        <w:t xml:space="preserve">print</w:t>
+      </w:r>
+      <w:r>
+        <w:rPr>
+          <w:rStyle w:val="NormalTok"/>
+        </w:rPr>
+        <w:t xml:space="preserve">(detection </w:t>
+      </w:r>
+      <w:r>
+        <w:rPr>
+          <w:rStyle w:val="SpecialCharTok"/>
+        </w:rPr>
+        <w:t xml:space="preserve">|&gt;</w:t>
+      </w:r>
+      <w:r>
+        <w:rPr>
+          <w:rStyle w:val="NormalTok"/>
+        </w:rPr>
+        <w:t xml:space="preserve"> dplyr</w:t>
+      </w:r>
+      <w:r>
+        <w:rPr>
+          <w:rStyle w:val="SpecialCharTok"/>
+        </w:rPr>
+        <w:t xml:space="preserve">::</w:t>
+      </w:r>
+      <w:r>
+        <w:rPr>
+          <w:rStyle w:val="FunctionTok"/>
+        </w:rPr>
+        <w:t xml:space="preserve">filter</w:t>
+      </w:r>
+      <w:r>
+        <w:rPr>
+          <w:rStyle w:val="NormalTok"/>
+        </w:rPr>
+        <w:t xml:space="preserve">(event </w:t>
+      </w:r>
+      <w:r>
+        <w:rPr>
+          <w:rStyle w:val="SpecialCharTok"/>
+        </w:rPr>
+        <w:t xml:space="preserve">==</w:t>
+      </w:r>
+      <w:r>
+        <w:rPr>
+          <w:rStyle w:val="NormalTok"/>
+        </w:rPr>
+        <w:t xml:space="preserve"> </w:t>
+      </w:r>
+      <w:r>
+        <w:rPr>
+          <w:rStyle w:val="ConstantTok"/>
+        </w:rPr>
+        <w:t xml:space="preserve">TRUE</w:t>
+      </w:r>
+      <w:r>
+        <w:rPr>
+          <w:rStyle w:val="NormalTok"/>
+        </w:rPr>
+        <w:t xml:space="preserve">))</w:t>
+      </w:r>
+    </w:p>
+    <w:p>
+      <w:pPr>
+        <w:pStyle w:val="SourceCode"/>
+      </w:pPr>
+      <w:r>
+        <w:rPr>
+          <w:rStyle w:val="VerbatimChar"/>
+        </w:rPr>
+        <w:t xml:space="preserve">##   idx event  type    seq seqlen</w:t>
+      </w:r>
+      <w:r>
+        <w:br/>
+      </w:r>
+      <w:r>
+        <w:rPr>
+          <w:rStyle w:val="VerbatimChar"/>
+        </w:rPr>
+        <w:t xml:space="preserve">## 1  25  TRUE motif 0N0P0R      3</w:t>
+      </w:r>
+      <w:r>
+        <w:br/>
+      </w:r>
+      <w:r>
+        <w:rPr>
+          <w:rStyle w:val="VerbatimChar"/>
+        </w:rPr>
+        <w:t xml:space="preserve">## 2  50  TRUE motif 0N0P0R      3</w:t>
+      </w:r>
+      <w:r>
+        <w:br/>
+      </w:r>
+      <w:r>
+        <w:rPr>
+          <w:rStyle w:val="VerbatimChar"/>
+        </w:rPr>
+        <w:t xml:space="preserve">## 3  75  TRUE motif 0N0P0R      3</w:t>
+      </w:r>
+    </w:p>
     <w:bookmarkEnd w:id="28"/>
-    <w:bookmarkStart w:id="29" w:name="configure-the-method"/>
+    <w:bookmarkStart w:id="29" w:name="evaluate-what-was-found"/>
     <w:p>
       <w:pPr>
         <w:pStyle w:val="Heading3"/>
       </w:pPr>
       <w:r>
-        <w:t xml:space="preserve">Configure the Method</w:t>
+        <w:t xml:space="preserve">Evaluate What Was Found</w:t>
       </w:r>
     </w:p>
     <w:p>
@@ -560,7 +862,22 @@
         <w:pStyle w:val="FirstParagraph"/>
       </w:pPr>
       <w:r>
-        <w:t xml:space="preserve">The next step is to instantiate the method and, when necessary, fit it to the selected series. This is where the notebook makes its analytical choice explicit: the parameters chosen here determine what kind of pattern the detector or transformer will become sensitive to and how the later outputs should be interpreted.</w:t>
+        <w:t xml:space="preserve">The evaluation asks whether the motif candidates produced by</w:t>
+      </w:r>
+      <w:r>
+        <w:t xml:space="preserve"> </w:t>
+      </w:r>
+      <w:r>
+        <w:rPr>
+          <w:rStyle w:val="VerbatimChar"/>
+        </w:rPr>
+        <w:t xml:space="preserve">hmo_xsax(a, w, qtd)</w:t>
+      </w:r>
+      <w:r>
+        <w:t xml:space="preserve"> </w:t>
+      </w:r>
+      <w:r>
+        <w:t xml:space="preserve">match the labeled structure on this dataset. Read the scores as evidence about the method’s assumptions in practice, not as detached summary numbers.</w:t>
       </w:r>
     </w:p>
     <w:p>
@@ -571,7 +888,7 @@
         <w:rPr>
           <w:rStyle w:val="CommentTok"/>
         </w:rPr>
-        <w:t xml:space="preserve"># Configure XSAX motif discovery (alphabet=37, word=3, min occurrences=3)</w:t>
+        <w:t xml:space="preserve"># Evaluate detections against labels</w:t>
       </w:r>
       <w:r>
         <w:br/>
@@ -580,7 +897,7 @@
         <w:rPr>
           <w:rStyle w:val="NormalTok"/>
         </w:rPr>
-        <w:t xml:space="preserve">model </w:t>
+        <w:t xml:space="preserve">evaluation </w:t>
       </w:r>
       <w:r>
         <w:rPr>
@@ -598,49 +915,64 @@
         <w:rPr>
           <w:rStyle w:val="FunctionTok"/>
         </w:rPr>
-        <w:t xml:space="preserve">hmo_xsax</w:t>
-      </w:r>
-      <w:r>
-        <w:rPr>
-          <w:rStyle w:val="NormalTok"/>
-        </w:rPr>
-        <w:t xml:space="preserve">(</w:t>
-      </w:r>
-      <w:r>
-        <w:rPr>
-          <w:rStyle w:val="DecValTok"/>
-        </w:rPr>
-        <w:t xml:space="preserve">37</w:t>
-      </w:r>
-      <w:r>
-        <w:rPr>
-          <w:rStyle w:val="NormalTok"/>
-        </w:rPr>
-        <w:t xml:space="preserve">, </w:t>
-      </w:r>
-      <w:r>
-        <w:rPr>
-          <w:rStyle w:val="DecValTok"/>
-        </w:rPr>
-        <w:t xml:space="preserve">3</w:t>
-      </w:r>
-      <w:r>
-        <w:rPr>
-          <w:rStyle w:val="NormalTok"/>
-        </w:rPr>
-        <w:t xml:space="preserve">, </w:t>
-      </w:r>
-      <w:r>
-        <w:rPr>
-          <w:rStyle w:val="DecValTok"/>
-        </w:rPr>
-        <w:t xml:space="preserve">3</w:t>
-      </w:r>
-      <w:r>
-        <w:rPr>
-          <w:rStyle w:val="NormalTok"/>
-        </w:rPr>
-        <w:t xml:space="preserve">)</w:t>
+        <w:t xml:space="preserve">evaluate</w:t>
+      </w:r>
+      <w:r>
+        <w:rPr>
+          <w:rStyle w:val="NormalTok"/>
+        </w:rPr>
+        <w:t xml:space="preserve">(model, detection</w:t>
+      </w:r>
+      <w:r>
+        <w:rPr>
+          <w:rStyle w:val="SpecialCharTok"/>
+        </w:rPr>
+        <w:t xml:space="preserve">$</w:t>
+      </w:r>
+      <w:r>
+        <w:rPr>
+          <w:rStyle w:val="NormalTok"/>
+        </w:rPr>
+        <w:t xml:space="preserve">event, dataset</w:t>
+      </w:r>
+      <w:r>
+        <w:rPr>
+          <w:rStyle w:val="SpecialCharTok"/>
+        </w:rPr>
+        <w:t xml:space="preserve">$</w:t>
+      </w:r>
+      <w:r>
+        <w:rPr>
+          <w:rStyle w:val="NormalTok"/>
+        </w:rPr>
+        <w:t xml:space="preserve">event)</w:t>
+      </w:r>
+      <w:r>
+        <w:br/>
+      </w:r>
+      <w:r>
+        <w:rPr>
+          <w:rStyle w:val="FunctionTok"/>
+        </w:rPr>
+        <w:t xml:space="preserve">print</w:t>
+      </w:r>
+      <w:r>
+        <w:rPr>
+          <w:rStyle w:val="NormalTok"/>
+        </w:rPr>
+        <w:t xml:space="preserve">(evaluation</w:t>
+      </w:r>
+      <w:r>
+        <w:rPr>
+          <w:rStyle w:val="SpecialCharTok"/>
+        </w:rPr>
+        <w:t xml:space="preserve">$</w:t>
+      </w:r>
+      <w:r>
+        <w:rPr>
+          <w:rStyle w:val="NormalTok"/>
+        </w:rPr>
+        <w:t xml:space="preserve">confMatrix)</w:t>
       </w:r>
     </w:p>
     <w:p>
@@ -649,64 +981,46 @@
       </w:pPr>
       <w:r>
         <w:rPr>
-          <w:rStyle w:val="CommentTok"/>
-        </w:rPr>
-        <w:t xml:space="preserve"># Fit the detector (learns binning thresholds)</w:t>
+          <w:rStyle w:val="VerbatimChar"/>
+        </w:rPr>
+        <w:t xml:space="preserve">##           event      </w:t>
       </w:r>
       <w:r>
         <w:br/>
       </w:r>
       <w:r>
         <w:rPr>
-          <w:rStyle w:val="NormalTok"/>
-        </w:rPr>
-        <w:t xml:space="preserve">model </w:t>
-      </w:r>
-      <w:r>
-        <w:rPr>
-          <w:rStyle w:val="OtherTok"/>
-        </w:rPr>
-        <w:t xml:space="preserve">&lt;-</w:t>
-      </w:r>
-      <w:r>
-        <w:rPr>
-          <w:rStyle w:val="NormalTok"/>
-        </w:rPr>
-        <w:t xml:space="preserve"> </w:t>
-      </w:r>
-      <w:r>
-        <w:rPr>
-          <w:rStyle w:val="FunctionTok"/>
-        </w:rPr>
-        <w:t xml:space="preserve">fit</w:t>
-      </w:r>
-      <w:r>
-        <w:rPr>
-          <w:rStyle w:val="NormalTok"/>
-        </w:rPr>
-        <w:t xml:space="preserve">(model, dataset</w:t>
-      </w:r>
-      <w:r>
-        <w:rPr>
-          <w:rStyle w:val="SpecialCharTok"/>
-        </w:rPr>
-        <w:t xml:space="preserve">$</w:t>
-      </w:r>
-      <w:r>
-        <w:rPr>
-          <w:rStyle w:val="NormalTok"/>
-        </w:rPr>
-        <w:t xml:space="preserve">serie)</w:t>
+          <w:rStyle w:val="VerbatimChar"/>
+        </w:rPr>
+        <w:t xml:space="preserve">## detection TRUE  FALSE</w:t>
+      </w:r>
+      <w:r>
+        <w:br/>
+      </w:r>
+      <w:r>
+        <w:rPr>
+          <w:rStyle w:val="VerbatimChar"/>
+        </w:rPr>
+        <w:t xml:space="preserve">## TRUE      3     0    </w:t>
+      </w:r>
+      <w:r>
+        <w:br/>
+      </w:r>
+      <w:r>
+        <w:rPr>
+          <w:rStyle w:val="VerbatimChar"/>
+        </w:rPr>
+        <w:t xml:space="preserve">## FALSE     0     98</w:t>
       </w:r>
     </w:p>
     <w:bookmarkEnd w:id="29"/>
-    <w:bookmarkStart w:id="30" w:name="run-the-core-analysis"/>
+    <w:bookmarkStart w:id="33" w:name="interpret-the-result-visually-1"/>
     <w:p>
       <w:pPr>
         <w:pStyle w:val="Heading3"/>
       </w:pPr>
       <w:r>
-        <w:t xml:space="preserve">Run the Core Analysis</w:t>
+        <w:t xml:space="preserve">Interpret the Result Visually</w:t>
       </w:r>
     </w:p>
     <w:p>
@@ -714,350 +1028,7 @@
         <w:pStyle w:val="FirstParagraph"/>
       </w:pPr>
       <w:r>
-        <w:t xml:space="preserve">With the environment and the method ready, we execute the central analytical step and inspect its immediate output. This is the point where the abstract idea described earlier becomes operational, so the reader should pay attention to what is produced and how Harbinger standardizes the result.</w:t>
-      </w:r>
-    </w:p>
-    <w:p>
-      <w:pPr>
-        <w:pStyle w:val="SourceCode"/>
-      </w:pPr>
-      <w:r>
-        <w:rPr>
-          <w:rStyle w:val="CommentTok"/>
-        </w:rPr>
-        <w:t xml:space="preserve"># Run motif discovery</w:t>
-      </w:r>
-      <w:r>
-        <w:br/>
-      </w:r>
-      <w:r>
-        <w:rPr>
-          <w:rStyle w:val="NormalTok"/>
-        </w:rPr>
-        <w:t xml:space="preserve">detection </w:t>
-      </w:r>
-      <w:r>
-        <w:rPr>
-          <w:rStyle w:val="OtherTok"/>
-        </w:rPr>
-        <w:t xml:space="preserve">&lt;-</w:t>
-      </w:r>
-      <w:r>
-        <w:rPr>
-          <w:rStyle w:val="NormalTok"/>
-        </w:rPr>
-        <w:t xml:space="preserve"> </w:t>
-      </w:r>
-      <w:r>
-        <w:rPr>
-          <w:rStyle w:val="FunctionTok"/>
-        </w:rPr>
-        <w:t xml:space="preserve">detect</w:t>
-      </w:r>
-      <w:r>
-        <w:rPr>
-          <w:rStyle w:val="NormalTok"/>
-        </w:rPr>
-        <w:t xml:space="preserve">(model, dataset</w:t>
-      </w:r>
-      <w:r>
-        <w:rPr>
-          <w:rStyle w:val="SpecialCharTok"/>
-        </w:rPr>
-        <w:t xml:space="preserve">$</w:t>
-      </w:r>
-      <w:r>
-        <w:rPr>
-          <w:rStyle w:val="NormalTok"/>
-        </w:rPr>
-        <w:t xml:space="preserve">serie)</w:t>
-      </w:r>
-    </w:p>
-    <w:p>
-      <w:pPr>
-        <w:pStyle w:val="SourceCode"/>
-      </w:pPr>
-      <w:r>
-        <w:rPr>
-          <w:rStyle w:val="CommentTok"/>
-        </w:rPr>
-        <w:t xml:space="preserve"># Show detected motif starts</w:t>
-      </w:r>
-      <w:r>
-        <w:br/>
-      </w:r>
-      <w:r>
-        <w:rPr>
-          <w:rStyle w:val="FunctionTok"/>
-        </w:rPr>
-        <w:t xml:space="preserve">print</w:t>
-      </w:r>
-      <w:r>
-        <w:rPr>
-          <w:rStyle w:val="NormalTok"/>
-        </w:rPr>
-        <w:t xml:space="preserve">(detection </w:t>
-      </w:r>
-      <w:r>
-        <w:rPr>
-          <w:rStyle w:val="SpecialCharTok"/>
-        </w:rPr>
-        <w:t xml:space="preserve">|&gt;</w:t>
-      </w:r>
-      <w:r>
-        <w:rPr>
-          <w:rStyle w:val="NormalTok"/>
-        </w:rPr>
-        <w:t xml:space="preserve"> dplyr</w:t>
-      </w:r>
-      <w:r>
-        <w:rPr>
-          <w:rStyle w:val="SpecialCharTok"/>
-        </w:rPr>
-        <w:t xml:space="preserve">::</w:t>
-      </w:r>
-      <w:r>
-        <w:rPr>
-          <w:rStyle w:val="FunctionTok"/>
-        </w:rPr>
-        <w:t xml:space="preserve">filter</w:t>
-      </w:r>
-      <w:r>
-        <w:rPr>
-          <w:rStyle w:val="NormalTok"/>
-        </w:rPr>
-        <w:t xml:space="preserve">(event </w:t>
-      </w:r>
-      <w:r>
-        <w:rPr>
-          <w:rStyle w:val="SpecialCharTok"/>
-        </w:rPr>
-        <w:t xml:space="preserve">==</w:t>
-      </w:r>
-      <w:r>
-        <w:rPr>
-          <w:rStyle w:val="NormalTok"/>
-        </w:rPr>
-        <w:t xml:space="preserve"> </w:t>
-      </w:r>
-      <w:r>
-        <w:rPr>
-          <w:rStyle w:val="ConstantTok"/>
-        </w:rPr>
-        <w:t xml:space="preserve">TRUE</w:t>
-      </w:r>
-      <w:r>
-        <w:rPr>
-          <w:rStyle w:val="NormalTok"/>
-        </w:rPr>
-        <w:t xml:space="preserve">))</w:t>
-      </w:r>
-    </w:p>
-    <w:p>
-      <w:pPr>
-        <w:pStyle w:val="SourceCode"/>
-      </w:pPr>
-      <w:r>
-        <w:rPr>
-          <w:rStyle w:val="VerbatimChar"/>
-        </w:rPr>
-        <w:t xml:space="preserve">##   idx event  type    seq seqlen</w:t>
-      </w:r>
-      <w:r>
-        <w:br/>
-      </w:r>
-      <w:r>
-        <w:rPr>
-          <w:rStyle w:val="VerbatimChar"/>
-        </w:rPr>
-        <w:t xml:space="preserve">## 1  25  TRUE motif 0N0P0R      3</w:t>
-      </w:r>
-      <w:r>
-        <w:br/>
-      </w:r>
-      <w:r>
-        <w:rPr>
-          <w:rStyle w:val="VerbatimChar"/>
-        </w:rPr>
-        <w:t xml:space="preserve">## 2  50  TRUE motif 0N0P0R      3</w:t>
-      </w:r>
-      <w:r>
-        <w:br/>
-      </w:r>
-      <w:r>
-        <w:rPr>
-          <w:rStyle w:val="VerbatimChar"/>
-        </w:rPr>
-        <w:t xml:space="preserve">## 3  75  TRUE motif 0N0P0R      3</w:t>
-      </w:r>
-    </w:p>
-    <w:bookmarkEnd w:id="30"/>
-    <w:bookmarkStart w:id="31" w:name="evaluate-what-was-found"/>
-    <w:p>
-      <w:pPr>
-        <w:pStyle w:val="Heading3"/>
-      </w:pPr>
-      <w:r>
-        <w:t xml:space="preserve">Evaluate What Was Found</w:t>
-      </w:r>
-    </w:p>
-    <w:p>
-      <w:pPr>
-        <w:pStyle w:val="FirstParagraph"/>
-      </w:pPr>
-      <w:r>
-        <w:t xml:space="preserve">After producing detections or transformed outputs, we compare them with the reference labels whenever they are available. This stage matters because it connects the visual intuition of the method with an explicit measurement of quality, helping the learner understand not only whether the method runs, but how well it behaves.</w:t>
-      </w:r>
-    </w:p>
-    <w:p>
-      <w:pPr>
-        <w:pStyle w:val="SourceCode"/>
-      </w:pPr>
-      <w:r>
-        <w:rPr>
-          <w:rStyle w:val="CommentTok"/>
-        </w:rPr>
-        <w:t xml:space="preserve"># Evaluate detections against labels</w:t>
-      </w:r>
-      <w:r>
-        <w:br/>
-      </w:r>
-      <w:r>
-        <w:rPr>
-          <w:rStyle w:val="NormalTok"/>
-        </w:rPr>
-        <w:t xml:space="preserve">evaluation </w:t>
-      </w:r>
-      <w:r>
-        <w:rPr>
-          <w:rStyle w:val="OtherTok"/>
-        </w:rPr>
-        <w:t xml:space="preserve">&lt;-</w:t>
-      </w:r>
-      <w:r>
-        <w:rPr>
-          <w:rStyle w:val="NormalTok"/>
-        </w:rPr>
-        <w:t xml:space="preserve"> </w:t>
-      </w:r>
-      <w:r>
-        <w:rPr>
-          <w:rStyle w:val="FunctionTok"/>
-        </w:rPr>
-        <w:t xml:space="preserve">evaluate</w:t>
-      </w:r>
-      <w:r>
-        <w:rPr>
-          <w:rStyle w:val="NormalTok"/>
-        </w:rPr>
-        <w:t xml:space="preserve">(model, detection</w:t>
-      </w:r>
-      <w:r>
-        <w:rPr>
-          <w:rStyle w:val="SpecialCharTok"/>
-        </w:rPr>
-        <w:t xml:space="preserve">$</w:t>
-      </w:r>
-      <w:r>
-        <w:rPr>
-          <w:rStyle w:val="NormalTok"/>
-        </w:rPr>
-        <w:t xml:space="preserve">event, dataset</w:t>
-      </w:r>
-      <w:r>
-        <w:rPr>
-          <w:rStyle w:val="SpecialCharTok"/>
-        </w:rPr>
-        <w:t xml:space="preserve">$</w:t>
-      </w:r>
-      <w:r>
-        <w:rPr>
-          <w:rStyle w:val="NormalTok"/>
-        </w:rPr>
-        <w:t xml:space="preserve">event)</w:t>
-      </w:r>
-      <w:r>
-        <w:br/>
-      </w:r>
-      <w:r>
-        <w:rPr>
-          <w:rStyle w:val="FunctionTok"/>
-        </w:rPr>
-        <w:t xml:space="preserve">print</w:t>
-      </w:r>
-      <w:r>
-        <w:rPr>
-          <w:rStyle w:val="NormalTok"/>
-        </w:rPr>
-        <w:t xml:space="preserve">(evaluation</w:t>
-      </w:r>
-      <w:r>
-        <w:rPr>
-          <w:rStyle w:val="SpecialCharTok"/>
-        </w:rPr>
-        <w:t xml:space="preserve">$</w:t>
-      </w:r>
-      <w:r>
-        <w:rPr>
-          <w:rStyle w:val="NormalTok"/>
-        </w:rPr>
-        <w:t xml:space="preserve">confMatrix)</w:t>
-      </w:r>
-    </w:p>
-    <w:p>
-      <w:pPr>
-        <w:pStyle w:val="SourceCode"/>
-      </w:pPr>
-      <w:r>
-        <w:rPr>
-          <w:rStyle w:val="VerbatimChar"/>
-        </w:rPr>
-        <w:t xml:space="preserve">##           event      </w:t>
-      </w:r>
-      <w:r>
-        <w:br/>
-      </w:r>
-      <w:r>
-        <w:rPr>
-          <w:rStyle w:val="VerbatimChar"/>
-        </w:rPr>
-        <w:t xml:space="preserve">## detection TRUE  FALSE</w:t>
-      </w:r>
-      <w:r>
-        <w:br/>
-      </w:r>
-      <w:r>
-        <w:rPr>
-          <w:rStyle w:val="VerbatimChar"/>
-        </w:rPr>
-        <w:t xml:space="preserve">## TRUE      3     0    </w:t>
-      </w:r>
-      <w:r>
-        <w:br/>
-      </w:r>
-      <w:r>
-        <w:rPr>
-          <w:rStyle w:val="VerbatimChar"/>
-        </w:rPr>
-        <w:t xml:space="preserve">## FALSE     0     98</w:t>
-      </w:r>
-    </w:p>
-    <w:bookmarkEnd w:id="31"/>
-    <w:bookmarkStart w:id="35" w:name="interpret-the-result-visually-1"/>
-    <w:p>
-      <w:pPr>
-        <w:pStyle w:val="Heading3"/>
-      </w:pPr>
-      <w:r>
-        <w:t xml:space="preserve">Interpret the Result Visually</w:t>
-      </w:r>
-    </w:p>
-    <w:p>
-      <w:pPr>
-        <w:pStyle w:val="FirstParagraph"/>
-      </w:pPr>
-      <w:r>
-        <w:t xml:space="preserve">The final plots are not just illustrations. They help the reader connect the method’s internal output with the original series, making it easier to see why a point, range, motif, or symbolic pattern was emphasized and whether that emphasis is coherent with the stated objective of the example.</w:t>
+        <w:t xml:space="preserve">This visual check puts the model output back on top of the original signal. What matters now is whether the highlighted motif candidates line up with the structure suggested by the method, which is the real semantic test of whether the example is teaching the right lesson.</w:t>
       </w:r>
     </w:p>
     <w:p>
@@ -1119,18 +1090,18 @@
           <wp:inline>
             <wp:extent cx="4620126" cy="3696101"/>
             <wp:effectExtent b="0" l="0" r="0" t="0"/>
-            <wp:docPr descr="" title="" id="33" name="Picture"/>
+            <wp:docPr descr="" title="" id="31" name="Picture"/>
             <a:graphic>
               <a:graphicData uri="http://schemas.openxmlformats.org/drawingml/2006/picture">
                 <pic:pic>
                   <pic:nvPicPr>
-                    <pic:cNvPr descr="/home/gpca/harbinger/examples/motifs/doc/07-symbolic-hmo_xsax_files/figure-docx/unnamed-chunk-11-1.png" id="34" name="Picture"/>
+                    <pic:cNvPr descr="/home/gpca/harbinger/examples/motifs/doc/07-symbolic-hmo_xsax_files/figure-docx/unnamed-chunk-11-1.png" id="32" name="Picture"/>
                     <pic:cNvPicPr>
                       <a:picLocks noChangeArrowheads="1" noChangeAspect="1"/>
                     </pic:cNvPicPr>
                   </pic:nvPicPr>
                   <pic:blipFill>
-                    <a:blip r:embed="rId32"/>
+                    <a:blip r:embed="rId30"/>
                     <a:stretch>
                       <a:fillRect/>
                     </a:stretch>
@@ -1157,9 +1128,9 @@
         </w:drawing>
       </w:r>
     </w:p>
-    <w:bookmarkEnd w:id="35"/>
-    <w:bookmarkEnd w:id="36"/>
-    <w:bookmarkStart w:id="38" w:name="references"/>
+    <w:bookmarkEnd w:id="33"/>
+    <w:bookmarkEnd w:id="34"/>
+    <w:bookmarkStart w:id="36" w:name="references"/>
     <w:p>
       <w:pPr>
         <w:pStyle w:val="Heading2"/>
@@ -1182,7 +1153,7 @@
       <w:r>
         <w:t xml:space="preserve"> </w:t>
       </w:r>
-      <w:hyperlink r:id="rId37">
+      <w:hyperlink r:id="rId35">
         <w:r>
           <w:rPr>
             <w:rStyle w:val="Hyperlink"/>
@@ -1191,7 +1162,7 @@
         </w:r>
       </w:hyperlink>
     </w:p>
-    <w:bookmarkEnd w:id="38"/>
+    <w:bookmarkEnd w:id="36"/>
     <w:sectPr>
       <w:footnotePr>
         <w:numRestart w:val="eachSect"/>

--- a/examples/motifs/doc/07-symbolic-hmo_xsax.docx
+++ b/examples/motifs/doc/07-symbolic-hmo_xsax.docx
@@ -2,7 +2,7 @@
 <file path=word/document.xml><?xml version="1.0" encoding="utf-8"?>
 <w:document xmlns:w="http://schemas.openxmlformats.org/wordprocessingml/2006/main" xmlns:m="http://schemas.openxmlformats.org/officeDocument/2006/math" xmlns:r="http://schemas.openxmlformats.org/officeDocument/2006/relationships" xmlns:o="urn:schemas-microsoft-com:office:office" xmlns:v="urn:schemas-microsoft-com:vml" xmlns:w10="urn:schemas-microsoft-com:office:word" xmlns:a="http://schemas.openxmlformats.org/drawingml/2006/main" xmlns:pic="http://schemas.openxmlformats.org/drawingml/2006/picture" xmlns:wp="http://schemas.openxmlformats.org/drawingml/2006/wordprocessingDrawing">
   <w:body>
-    <w:bookmarkStart w:id="20" w:name="objective"/>
+    <w:bookmarkStart w:id="9" w:name="objective"/>
     <w:p>
       <w:pPr>
         <w:pStyle w:val="Heading2"/>
@@ -70,8 +70,8 @@
         <w:t xml:space="preserve">Inspect and evaluate motif occurrences</w:t>
       </w:r>
     </w:p>
-    <w:bookmarkEnd w:id="20"/>
-    <w:bookmarkStart w:id="21" w:name="method-at-a-glance"/>
+    <w:bookmarkEnd w:id="9"/>
+    <w:bookmarkStart w:id="10" w:name="method-at-a-glance"/>
     <w:p>
       <w:pPr>
         <w:pStyle w:val="Heading2"/>
@@ -88,8 +88,8 @@
         <w:t xml:space="preserve">XSAX motif discovery: XSAX extends SAX to a larger alphanumeric alphabet, allowing finer symbolic resolution. Motifs are frequent symbolic words or closely related patterns.</w:t>
       </w:r>
     </w:p>
-    <w:bookmarkEnd w:id="21"/>
-    <w:bookmarkStart w:id="34" w:name="what-you-will-do"/>
+    <w:bookmarkEnd w:id="10"/>
+    <w:bookmarkStart w:id="23" w:name="what-you-will-do"/>
     <w:p>
       <w:pPr>
         <w:pStyle w:val="Heading2"/>
@@ -134,7 +134,7 @@
         <w:t xml:space="preserve">inspect the evaluation outputs and the diagnostic plots produced by Harbinger</w:t>
       </w:r>
     </w:p>
-    <w:bookmarkStart w:id="22" w:name="prepare-the-example"/>
+    <w:bookmarkStart w:id="11" w:name="prepare-the-example"/>
     <w:p>
       <w:pPr>
         <w:pStyle w:val="Heading3"/>
@@ -374,8 +374,8 @@
         <w:t xml:space="preserve">## 6 0.4403224 FALSE</w:t>
       </w:r>
     </w:p>
-    <w:bookmarkEnd w:id="22"/>
-    <w:bookmarkStart w:id="26" w:name="interpret-the-result-visually"/>
+    <w:bookmarkEnd w:id="11"/>
+    <w:bookmarkStart w:id="15" w:name="interpret-the-result-visually"/>
     <w:p>
       <w:pPr>
         <w:pStyle w:val="Heading3"/>
@@ -451,18 +451,18 @@
           <wp:inline>
             <wp:extent cx="4620126" cy="3696101"/>
             <wp:effectExtent b="0" l="0" r="0" t="0"/>
-            <wp:docPr descr="" title="" id="24" name="Picture"/>
+            <wp:docPr descr="" title="" id="13" name="Picture"/>
             <a:graphic>
               <a:graphicData uri="http://schemas.openxmlformats.org/drawingml/2006/picture">
                 <pic:pic>
                   <pic:nvPicPr>
-                    <pic:cNvPr descr="/home/gpca/harbinger/examples/motifs/doc/07-symbolic-hmo_xsax_files/figure-docx/unnamed-chunk-5-1.png" id="25" name="Picture"/>
+                    <pic:cNvPr descr="C:\Git\dal\harbinger\examples\motifs\doc\07-symbolic-hmo_xsax_files/087b69d8125ee4843fb78da1153e70f313ac6ab4.png" id="14" name="Picture"/>
                     <pic:cNvPicPr>
                       <a:picLocks noChangeArrowheads="1" noChangeAspect="1"/>
                     </pic:cNvPicPr>
                   </pic:nvPicPr>
                   <pic:blipFill>
-                    <a:blip r:embed="rId23"/>
+                    <a:blip r:embed="rId12"/>
                     <a:stretch>
                       <a:fillRect/>
                     </a:stretch>
@@ -489,8 +489,8 @@
         </w:drawing>
       </w:r>
     </w:p>
-    <w:bookmarkEnd w:id="26"/>
-    <w:bookmarkStart w:id="27" w:name="configure-the-method"/>
+    <w:bookmarkEnd w:id="15"/>
+    <w:bookmarkStart w:id="16" w:name="configure-the-method"/>
     <w:p>
       <w:pPr>
         <w:pStyle w:val="Heading3"/>
@@ -643,8 +643,8 @@
         <w:t xml:space="preserve">serie)</w:t>
       </w:r>
     </w:p>
-    <w:bookmarkEnd w:id="27"/>
-    <w:bookmarkStart w:id="28" w:name="run-the-core-analysis"/>
+    <w:bookmarkEnd w:id="16"/>
+    <w:bookmarkStart w:id="17" w:name="run-the-core-analysis"/>
     <w:p>
       <w:pPr>
         <w:pStyle w:val="Heading3"/>
@@ -847,8 +847,8 @@
         <w:t xml:space="preserve">## 3  75  TRUE motif 0N0P0R      3</w:t>
       </w:r>
     </w:p>
-    <w:bookmarkEnd w:id="28"/>
-    <w:bookmarkStart w:id="29" w:name="evaluate-what-was-found"/>
+    <w:bookmarkEnd w:id="17"/>
+    <w:bookmarkStart w:id="18" w:name="evaluate-what-was-found"/>
     <w:p>
       <w:pPr>
         <w:pStyle w:val="Heading3"/>
@@ -1013,8 +1013,8 @@
         <w:t xml:space="preserve">## FALSE     0     98</w:t>
       </w:r>
     </w:p>
-    <w:bookmarkEnd w:id="29"/>
-    <w:bookmarkStart w:id="33" w:name="interpret-the-result-visually-1"/>
+    <w:bookmarkEnd w:id="18"/>
+    <w:bookmarkStart w:id="22" w:name="interpret-the-result-visually-1"/>
     <w:p>
       <w:pPr>
         <w:pStyle w:val="Heading3"/>
@@ -1090,18 +1090,18 @@
           <wp:inline>
             <wp:extent cx="4620126" cy="3696101"/>
             <wp:effectExtent b="0" l="0" r="0" t="0"/>
-            <wp:docPr descr="" title="" id="31" name="Picture"/>
+            <wp:docPr descr="" title="" id="20" name="Picture"/>
             <a:graphic>
               <a:graphicData uri="http://schemas.openxmlformats.org/drawingml/2006/picture">
                 <pic:pic>
                   <pic:nvPicPr>
-                    <pic:cNvPr descr="/home/gpca/harbinger/examples/motifs/doc/07-symbolic-hmo_xsax_files/figure-docx/unnamed-chunk-11-1.png" id="32" name="Picture"/>
+                    <pic:cNvPr descr="C:\Git\dal\harbinger\examples\motifs\doc\07-symbolic-hmo_xsax_files/9af53b2a3a5c88d483e98d87789f9a60f8eb3a39.png" id="21" name="Picture"/>
                     <pic:cNvPicPr>
                       <a:picLocks noChangeArrowheads="1" noChangeAspect="1"/>
                     </pic:cNvPicPr>
                   </pic:nvPicPr>
                   <pic:blipFill>
-                    <a:blip r:embed="rId30"/>
+                    <a:blip r:embed="rId19"/>
                     <a:stretch>
                       <a:fillRect/>
                     </a:stretch>
@@ -1128,9 +1128,9 @@
         </w:drawing>
       </w:r>
     </w:p>
-    <w:bookmarkEnd w:id="33"/>
-    <w:bookmarkEnd w:id="34"/>
-    <w:bookmarkStart w:id="36" w:name="references"/>
+    <w:bookmarkEnd w:id="22"/>
+    <w:bookmarkEnd w:id="23"/>
+    <w:bookmarkStart w:id="25" w:name="references"/>
     <w:p>
       <w:pPr>
         <w:pStyle w:val="Heading2"/>
@@ -1153,7 +1153,7 @@
       <w:r>
         <w:t xml:space="preserve"> </w:t>
       </w:r>
-      <w:hyperlink r:id="rId35">
+      <w:hyperlink r:id="rId24">
         <w:r>
           <w:rPr>
             <w:rStyle w:val="Hyperlink"/>
@@ -1162,7 +1162,7 @@
         </w:r>
       </w:hyperlink>
     </w:p>
-    <w:bookmarkEnd w:id="36"/>
+    <w:bookmarkEnd w:id="25"/>
     <w:sectPr>
       <w:footnotePr>
         <w:numRestart w:val="eachSect"/>
@@ -1396,10 +1396,10 @@
   <w:docDefaults>
     <w:rPrDefault>
       <w:rPr>
-        <w:rFonts w:asciiTheme="minorHAnsi" w:cstheme="minorBidi" w:eastAsiaTheme="minorHAnsi" w:hAnsiTheme="minorHAnsi"/>
+        <w:rFonts w:asciiTheme="minorHAnsi" w:cstheme="minorBidi" w:eastAsiaTheme="minorEastAsia" w:hAnsiTheme="minorHAnsi"/>
         <w:sz w:val="24"/>
         <w:szCs w:val="24"/>
-        <w:lang w:bidi="ar-SA" w:eastAsia="en-US" w:val="en-US"/>
+        <w:lang w:bidi="ar-SA" w:eastAsia="zh-CN" w:val="en-US"/>
       </w:rPr>
     </w:rPrDefault>
     <w:pPrDefault>
@@ -1940,13 +1940,6 @@
       </w:tblCellMar>
     </w:tblPr>
     <w:tblStylePr w:type="firstRow">
-      <w:tblPr>
-        <w:jc w:val="left"/>
-        <w:tblInd w:type="dxa" w:w="0"/>
-      </w:tblPr>
-      <w:trPr>
-        <w:jc w:val="left"/>
-      </w:trPr>
       <w:tcPr>
         <w:tcBorders>
           <w:bottom w:val="single"/>

--- a/examples/motifs/doc/07-symbolic-hmo_xsax.docx
+++ b/examples/motifs/doc/07-symbolic-hmo_xsax.docx
@@ -456,7 +456,7 @@
               <a:graphicData uri="http://schemas.openxmlformats.org/drawingml/2006/picture">
                 <pic:pic>
                   <pic:nvPicPr>
-                    <pic:cNvPr descr="C:\Git\dal\harbinger\examples\motifs\doc\07-symbolic-hmo_xsax_files/087b69d8125ee4843fb78da1153e70f313ac6ab4.png" id="14" name="Picture"/>
+                    <pic:cNvPr descr="/home/gpca/harbinger/examples/motifs/doc/07-symbolic-hmo_xsax_files/562cdc35c851ac6edd1cb5a6a3271b5c941a6459.png" id="14" name="Picture"/>
                     <pic:cNvPicPr>
                       <a:picLocks noChangeArrowheads="1" noChangeAspect="1"/>
                     </pic:cNvPicPr>
@@ -1095,7 +1095,7 @@
               <a:graphicData uri="http://schemas.openxmlformats.org/drawingml/2006/picture">
                 <pic:pic>
                   <pic:nvPicPr>
-                    <pic:cNvPr descr="C:\Git\dal\harbinger\examples\motifs\doc\07-symbolic-hmo_xsax_files/9af53b2a3a5c88d483e98d87789f9a60f8eb3a39.png" id="21" name="Picture"/>
+                    <pic:cNvPr descr="/home/gpca/harbinger/examples/motifs/doc/07-symbolic-hmo_xsax_files/efa117811b4d40f393654de43fbe89e56c83b039.png" id="21" name="Picture"/>
                     <pic:cNvPicPr>
                       <a:picLocks noChangeArrowheads="1" noChangeAspect="1"/>
                     </pic:cNvPicPr>

--- a/examples/motifs/doc/07-symbolic-hmo_xsax.docx
+++ b/examples/motifs/doc/07-symbolic-hmo_xsax.docx
@@ -167,6 +167,45 @@
       <w:pPr>
         <w:pStyle w:val="SourceCode"/>
       </w:pPr>
+      <w:r>
+        <w:rPr>
+          <w:rStyle w:val="FunctionTok"/>
+        </w:rPr>
+        <w:t xml:space="preserve">source</w:t>
+      </w:r>
+      <w:r>
+        <w:rPr>
+          <w:rStyle w:val="NormalTok"/>
+        </w:rPr>
+        <w:t xml:space="preserve">(</w:t>
+      </w:r>
+      <w:r>
+        <w:rPr>
+          <w:rStyle w:val="FunctionTok"/>
+        </w:rPr>
+        <w:t xml:space="preserve">url</w:t>
+      </w:r>
+      <w:r>
+        <w:rPr>
+          <w:rStyle w:val="NormalTok"/>
+        </w:rPr>
+        <w:t xml:space="preserve">(</w:t>
+      </w:r>
+      <w:r>
+        <w:rPr>
+          <w:rStyle w:val="StringTok"/>
+        </w:rPr>
+        <w:t xml:space="preserve">"https://raw.githubusercontent.com/cefet-rj-dal/harbinger/master/examples/seed.R"</w:t>
+      </w:r>
+      <w:r>
+        <w:rPr>
+          <w:rStyle w:val="NormalTok"/>
+        </w:rPr>
+        <w:t xml:space="preserve">))</w:t>
+      </w:r>
+      <w:r>
+        <w:br/>
+      </w:r>
       <w:r>
         <w:rPr>
           <w:rStyle w:val="CommentTok"/>
@@ -596,6 +635,21 @@
           <w:rStyle w:val="CommentTok"/>
         </w:rPr>
         <w:t xml:space="preserve"># Fit the detector (learns binning thresholds)</w:t>
+      </w:r>
+      <w:r>
+        <w:br/>
+      </w:r>
+      <w:r>
+        <w:rPr>
+          <w:rStyle w:val="FunctionTok"/>
+        </w:rPr>
+        <w:t xml:space="preserve">set_example_seed</w:t>
+      </w:r>
+      <w:r>
+        <w:rPr>
+          <w:rStyle w:val="NormalTok"/>
+        </w:rPr>
+        <w:t xml:space="preserve">()</w:t>
       </w:r>
       <w:r>
         <w:br/>
